--- a/downloads/teacher/05 Materials/Unit 01/Handouts/Handout 01.08 - Station Card Mug Cake.docx
+++ b/downloads/teacher/05 Materials/Unit 01/Handouts/Handout 01.08 - Station Card Mug Cake.docx
@@ -1329,33 +1329,6 @@
       </w:r>
       <w:r>
         <w:t xml:space="preserve">________</w:t>
-      </w:r>
-      <w:r>
-        <w:t xml:space="preserve"> </w:t>
-      </w:r>
-      <w:r>
-        <w:rPr>
-          <w:rStyle w:val="TeacherNote"/>
-        </w:rPr>
-        <w:t xml:space="preserve">[Sal: Turkish, Portuguese, Spanish from</w:t>
-      </w:r>
-      <w:r>
-        <w:rPr>
-          <w:rStyle w:val="TeacherNote"/>
-        </w:rPr>
-        <w:t xml:space="preserve"> </w:t>
-      </w:r>
-      <w:r>
-        <w:rPr>
-          <w:rStyle w:val="VerbatimChar"/>
-        </w:rPr>
-        <w:t xml:space="preserve">Vocabulary 01.md</w:t>
-      </w:r>
-      <w:r>
-        <w:rPr>
-          <w:rStyle w:val="TeacherNote"/>
-        </w:rPr>
-        <w:t xml:space="preserve">]</w:t>
       </w:r>
     </w:p>
     <w:sectPr>
